--- a/Playwright-DemoQA - Installation Guide.docx
+++ b/Playwright-DemoQA - Installation Guide.docx
@@ -119,7 +119,7 @@
           <w:noProof/>
         </w:rPr>
         <w:drawing>
-          <wp:inline distT="0" distB="0" distL="0" distR="0" wp14:anchorId="405615C2" wp14:editId="6104F219">
+          <wp:inline distT="0" distB="0" distL="0" distR="0" wp14:anchorId="405615C2" wp14:editId="04A3D536">
             <wp:extent cx="3312712" cy="1221032"/>
             <wp:effectExtent l="0" t="0" r="2540" b="0"/>
             <wp:docPr id="1153647005" name="Picture 1"/>
@@ -441,7 +441,7 @@
           <w:noProof/>
         </w:rPr>
         <w:drawing>
-          <wp:inline distT="0" distB="0" distL="0" distR="0" wp14:anchorId="1A9F2C93" wp14:editId="353C2FDD">
+          <wp:inline distT="0" distB="0" distL="0" distR="0" wp14:anchorId="1A9F2C93" wp14:editId="763C5C0A">
             <wp:extent cx="1182004" cy="1790700"/>
             <wp:effectExtent l="0" t="0" r="0" b="0"/>
             <wp:docPr id="995502229" name="Picture 4"/>
@@ -575,13 +575,7 @@
         <w:rPr>
           <w:rFonts w:ascii="Arial" w:hAnsi="Arial" w:cs="Arial"/>
         </w:rPr>
-        <w:t xml:space="preserve">- Download </w:t>
-      </w:r>
-      <w:r>
-        <w:rPr>
-          <w:rFonts w:ascii="Arial" w:hAnsi="Arial" w:cs="Arial"/>
-        </w:rPr>
-        <w:t>GitHub Desktop</w:t>
+        <w:t>- Download GitHub Desktop</w:t>
       </w:r>
     </w:p>
     <w:p>
@@ -597,7 +591,7 @@
           <w:noProof/>
         </w:rPr>
         <w:drawing>
-          <wp:inline distT="0" distB="0" distL="0" distR="0" wp14:anchorId="3F25CBF6" wp14:editId="600EA14C">
+          <wp:inline distT="0" distB="0" distL="0" distR="0" wp14:anchorId="3F25CBF6" wp14:editId="6DC9EAAA">
             <wp:extent cx="4105275" cy="850049"/>
             <wp:effectExtent l="0" t="0" r="0" b="7620"/>
             <wp:docPr id="544688786" name="Picture 7"/>
@@ -1584,8 +1578,8 @@
           <w:noProof/>
         </w:rPr>
         <w:drawing>
-          <wp:inline distT="0" distB="0" distL="0" distR="0" wp14:anchorId="3F08F39D" wp14:editId="4BB368F3">
-            <wp:extent cx="4324985" cy="574646"/>
+          <wp:inline distT="0" distB="0" distL="0" distR="0" wp14:anchorId="3F08F39D" wp14:editId="0813E2F3">
+            <wp:extent cx="4734828" cy="629100"/>
             <wp:effectExtent l="0" t="0" r="0" b="0"/>
             <wp:docPr id="2140465227" name="Picture 1"/>
             <wp:cNvGraphicFramePr>
@@ -1607,7 +1601,7 @@
                   <pic:spPr>
                     <a:xfrm>
                       <a:off x="0" y="0"/>
-                      <a:ext cx="4418373" cy="587054"/>
+                      <a:ext cx="4989295" cy="662910"/>
                     </a:xfrm>
                     <a:prstGeom prst="rect">
                       <a:avLst/>
@@ -1664,7 +1658,7 @@
           <w:sz w:val="48"/>
           <w:szCs w:val="48"/>
         </w:rPr>
-        <w:t>n</w:t>
+        <w:t xml:space="preserve">npx playwright </w:t>
       </w:r>
       <w:r>
         <w:rPr>
@@ -1674,7 +1668,7 @@
           <w:sz w:val="48"/>
           <w:szCs w:val="48"/>
         </w:rPr>
-        <w:t>pm install playwright chromium</w:t>
+        <w:t>install</w:t>
       </w:r>
     </w:p>
     <w:p>
@@ -1698,10 +1692,10 @@
           <w:szCs w:val="48"/>
         </w:rPr>
         <w:drawing>
-          <wp:inline distT="0" distB="0" distL="0" distR="0" wp14:anchorId="2A70387E" wp14:editId="3C5ACDBB">
-            <wp:extent cx="4739005" cy="442307"/>
-            <wp:effectExtent l="0" t="0" r="4445" b="0"/>
-            <wp:docPr id="31950934" name="Picture 12"/>
+          <wp:inline distT="0" distB="0" distL="0" distR="0" wp14:anchorId="4EA59BAF" wp14:editId="69DA0769">
+            <wp:extent cx="4739253" cy="527624"/>
+            <wp:effectExtent l="0" t="0" r="4445" b="6350"/>
+            <wp:docPr id="1251049961" name="Picture 1"/>
             <wp:cNvGraphicFramePr>
               <a:graphicFrameLocks xmlns:a="http://schemas.openxmlformats.org/drawingml/2006/main" noChangeAspect="1"/>
             </wp:cNvGraphicFramePr>
@@ -1709,7 +1703,7 @@
               <a:graphicData uri="http://schemas.openxmlformats.org/drawingml/2006/picture">
                 <pic:pic xmlns:pic="http://schemas.openxmlformats.org/drawingml/2006/picture">
                   <pic:nvPicPr>
-                    <pic:cNvPr id="0" name="Picture 12"/>
+                    <pic:cNvPr id="0" name="Picture 1"/>
                     <pic:cNvPicPr>
                       <a:picLocks noChangeAspect="1" noChangeArrowheads="1"/>
                     </pic:cNvPicPr>
@@ -1730,7 +1724,7 @@
                   <pic:spPr bwMode="auto">
                     <a:xfrm>
                       <a:off x="0" y="0"/>
-                      <a:ext cx="4899342" cy="457272"/>
+                      <a:ext cx="4794015" cy="533721"/>
                     </a:xfrm>
                     <a:prstGeom prst="rect">
                       <a:avLst/>
@@ -1785,7 +1779,7 @@
           <w:sz w:val="48"/>
           <w:szCs w:val="48"/>
         </w:rPr>
-        <w:t xml:space="preserve">npm </w:t>
+        <w:t xml:space="preserve">npx playwright test </w:t>
       </w:r>
       <w:r>
         <w:rPr>
@@ -1795,16 +1789,26 @@
           <w:sz w:val="48"/>
           <w:szCs w:val="48"/>
         </w:rPr>
-        <w:t>test</w:t>
-      </w:r>
-    </w:p>
-    <w:p>
-      <w:pPr>
-        <w:jc w:val="center"/>
+        <w:t>--</w:t>
+      </w:r>
+      <w:r>
         <w:rPr>
           <w:rFonts w:ascii="Arial" w:hAnsi="Arial" w:cs="Arial"/>
           <w:b/>
           <w:bCs/>
+          <w:sz w:val="48"/>
+          <w:szCs w:val="48"/>
+        </w:rPr>
+        <w:t>headed</w:t>
+      </w:r>
+    </w:p>
+    <w:p>
+      <w:pPr>
+        <w:jc w:val="center"/>
+        <w:rPr>
+          <w:rFonts w:ascii="Arial" w:hAnsi="Arial" w:cs="Arial"/>
+          <w:b/>
+          <w:bCs/>
         </w:rPr>
       </w:pPr>
       <w:r>
@@ -1812,10 +1816,10 @@
           <w:noProof/>
         </w:rPr>
         <w:drawing>
-          <wp:inline distT="0" distB="0" distL="0" distR="0" wp14:anchorId="4229280D" wp14:editId="15512652">
-            <wp:extent cx="4327815" cy="1400175"/>
-            <wp:effectExtent l="0" t="0" r="0" b="0"/>
-            <wp:docPr id="1232268924" name="Picture 1"/>
+          <wp:inline distT="0" distB="0" distL="0" distR="0" wp14:anchorId="474A23E3" wp14:editId="56FEF13F">
+            <wp:extent cx="4764374" cy="588396"/>
+            <wp:effectExtent l="0" t="0" r="0" b="2540"/>
+            <wp:docPr id="1628488401" name="Picture 1"/>
             <wp:cNvGraphicFramePr>
               <a:graphicFrameLocks xmlns:a="http://schemas.openxmlformats.org/drawingml/2006/main" noChangeAspect="1"/>
             </wp:cNvGraphicFramePr>
@@ -1823,7 +1827,7 @@
               <a:graphicData uri="http://schemas.openxmlformats.org/drawingml/2006/picture">
                 <pic:pic xmlns:pic="http://schemas.openxmlformats.org/drawingml/2006/picture">
                   <pic:nvPicPr>
-                    <pic:cNvPr id="1232268924" name=""/>
+                    <pic:cNvPr id="1628488401" name=""/>
                     <pic:cNvPicPr/>
                   </pic:nvPicPr>
                   <pic:blipFill>
@@ -1835,7 +1839,7 @@
                   <pic:spPr>
                     <a:xfrm>
                       <a:off x="0" y="0"/>
-                      <a:ext cx="4350973" cy="1407667"/>
+                      <a:ext cx="4990872" cy="616368"/>
                     </a:xfrm>
                     <a:prstGeom prst="rect">
                       <a:avLst/>
@@ -1872,6 +1876,75 @@
           <w:rFonts w:ascii="Arial" w:hAnsi="Arial" w:cs="Arial"/>
         </w:rPr>
         <w:t>message, your Playwright installation is complete!</w:t>
+      </w:r>
+    </w:p>
+    <w:p>
+      <w:pPr>
+        <w:rPr>
+          <w:rFonts w:ascii="Arial" w:hAnsi="Arial" w:cs="Arial"/>
+        </w:rPr>
+      </w:pPr>
+      <w:r>
+        <w:rPr>
+          <w:rFonts w:ascii="Arial" w:hAnsi="Arial" w:cs="Arial"/>
+        </w:rPr>
+        <w:t>I</w:t>
+      </w:r>
+      <w:r>
+        <w:rPr>
+          <w:rFonts w:ascii="Arial" w:hAnsi="Arial" w:cs="Arial"/>
+        </w:rPr>
+        <w:t>f</w:t>
+      </w:r>
+      <w:r>
+        <w:rPr>
+          <w:rFonts w:ascii="Arial" w:hAnsi="Arial" w:cs="Arial"/>
+        </w:rPr>
+        <w:t xml:space="preserve"> you find</w:t>
+      </w:r>
+      <w:r>
+        <w:rPr>
+          <w:rFonts w:ascii="Arial" w:hAnsi="Arial" w:cs="Arial"/>
+        </w:rPr>
+        <w:t xml:space="preserve"> any </w:t>
+      </w:r>
+      <w:r>
+        <w:rPr>
+          <w:rFonts w:ascii="Arial" w:hAnsi="Arial" w:cs="Arial"/>
+        </w:rPr>
+        <w:t>problems, please</w:t>
+      </w:r>
+      <w:r>
+        <w:rPr>
+          <w:rFonts w:ascii="Arial" w:hAnsi="Arial" w:cs="Arial"/>
+        </w:rPr>
+        <w:t xml:space="preserve"> contact</w:t>
+      </w:r>
+      <w:r>
+        <w:rPr>
+          <w:rFonts w:ascii="Arial" w:hAnsi="Arial" w:cs="Arial"/>
+        </w:rPr>
+        <w:t xml:space="preserve"> </w:t>
+      </w:r>
+      <w:r>
+        <w:rPr>
+          <w:rFonts w:ascii="Arial" w:hAnsi="Arial" w:cs="Arial"/>
+          <w:b/>
+          <w:bCs/>
+        </w:rPr>
+        <w:t>LA FARCIOLA Alessandro</w:t>
+      </w:r>
+      <w:r>
+        <w:rPr>
+          <w:rFonts w:ascii="Arial" w:hAnsi="Arial" w:cs="Arial"/>
+        </w:rPr>
+        <w:t xml:space="preserve"> in Microsoft</w:t>
+      </w:r>
+      <w:r>
+        <w:rPr>
+          <w:rFonts w:ascii="Arial" w:hAnsi="Arial" w:cs="Arial"/>
+        </w:rPr>
+        <w:t xml:space="preserve"> Teams</w:t>
       </w:r>
     </w:p>
     <w:p>
@@ -2953,6 +3026,18 @@
       <w:shd w:val="clear" w:color="auto" w:fill="E1DFDD"/>
     </w:rPr>
   </w:style>
+  <w:style w:type="character" w:styleId="FollowedHyperlink">
+    <w:name w:val="FollowedHyperlink"/>
+    <w:basedOn w:val="DefaultParagraphFont"/>
+    <w:uiPriority w:val="99"/>
+    <w:semiHidden/>
+    <w:unhideWhenUsed/>
+    <w:rsid w:val="00D8603E"/>
+    <w:rPr>
+      <w:color w:val="96607D" w:themeColor="followedHyperlink"/>
+      <w:u w:val="single"/>
+    </w:rPr>
+  </w:style>
 </w:styles>
 </file>
 
